--- a/HRCP-KKU-Academic/src/main/resources/templates/docx/doc_1.docx
+++ b/HRCP-KKU-Academic/src/main/resources/templates/docx/doc_1.docx
@@ -1559,7 +1559,7 @@
                 <w:cs/>
                 <w:lang w:bidi="th-TH"/>
               </w:rPr>
-              <w:t>(นางสาวจิราภรณ์  หอมอ่อน)</w:t>
+              <w:t>({{hr_staff_name}})</w:t>
             </w:r>
           </w:p>
         </w:tc>

--- a/HRCP-KKU-Academic/src/main/resources/templates/docx/doc_1.docx
+++ b/HRCP-KKU-Academic/src/main/resources/templates/docx/doc_1.docx
@@ -107,6 +107,7 @@
     <w:p>
       <w:pPr>
         <w:ind w:right="283"/>
+        <w:jc w:val="thaiDistribute"/>
         <w:rPr>
           <w:rFonts w:ascii="TH Sarabun New" w:eastAsia="Times New Roman" w:hAnsi="TH Sarabun New" w:cs="TH Sarabun New"/>
           <w:color w:val="000000" w:themeColor="text1"/>
